--- a/filesystem/ACTD/Safety/IR_2025-1018_draft.docx
+++ b/filesystem/ACTD/Safety/IR_2025-1018_draft.docx
@@ -670,7 +670,7 @@
           <w:b/>
           <w:sz w:val="22"/>
         </w:rPr>
-        <w:t>2. Preliminary Data — placeholder fields</w:t>
+        <w:t>2. Preliminary Data — unconfirmed, pending verification</w:t>
       </w:r>
     </w:p>
     <w:p>

--- a/filesystem/ACTD/Safety/IR_2025-1018_draft.docx
+++ b/filesystem/ACTD/Safety/IR_2025-1018_draft.docx
@@ -622,6 +622,7 @@
       <w:pPr>
         <w:spacing w:after="160" w:before="0" w:line="324" w:lineRule="auto"/>
       </w:pPr>
+      <w:commentRangeStart w:id="0"/>
       <w:r>
         <w:rPr>
           <w:rFonts w:ascii="Helvetica" w:hAnsi="Helvetica" w:cs="Helvetica" w:eastAsia="Helvetica"/>
@@ -630,6 +631,13 @@
           <w:sz w:val="21"/>
         </w:rPr>
         <w:t>Operator Keeler on overnight service — pending confirmation whether run authorized; possibly off-book. I don't have the bid sheet in front of me at 2 a.m. and the block ID on the coach is Owl 512 but I don't yet know whether he was actually the assigned driver on that block tonight. Flagging for follow-up in the morning when the schedulers are in.</w:t>
+      </w:r>
+      <w:commentRangeEnd w:id="0"/>
+      <w:r>
+        <w:rPr>
+          <w:rStyle w:val="CommentReference"/>
+        </w:rPr>
+        <w:commentReference w:id="0"/>
       </w:r>
     </w:p>
     <w:p>
@@ -1139,6 +1147,7 @@
           <w:bottom w:val="single" w:sz="10" w:space="4" w:color="1A2238"/>
         </w:pBdr>
       </w:pPr>
+      <w:commentRangeStart w:id="1"/>
       <w:r>
         <w:rPr>
           <w:rFonts w:ascii="Helvetica" w:hAnsi="Helvetica" w:cs="Helvetica" w:eastAsia="Helvetica"/>
@@ -1147,6 +1156,13 @@
           <w:sz w:val="27"/>
         </w:rPr>
         <w:t>Passenger count is a rough estimate — do not lock in until APC is pulled.</w:t>
+      </w:r>
+      <w:commentRangeEnd w:id="1"/>
+      <w:r>
+        <w:rPr>
+          <w:rStyle w:val="CommentReference"/>
+        </w:rPr>
+        <w:commentReference w:id="1"/>
       </w:r>
     </w:p>
     <w:p>
@@ -1286,6 +1302,43 @@
     </w:sectPr>
   </w:body>
 </w:document>
+</file>
+
+<file path=word/comments.xml><?xml version="1.0" encoding="utf-8"?>
+<w:comments xmlns:a="http://schemas.openxmlformats.org/drawingml/2006/main" xmlns:pic="http://schemas.openxmlformats.org/drawingml/2006/picture" xmlns:r="http://schemas.openxmlformats.org/officeDocument/2006/relationships" xmlns:w="http://schemas.openxmlformats.org/wordprocessingml/2006/main" xmlns:wp="http://schemas.openxmlformats.org/drawingml/2006/wordprocessingDrawing" xmlns:mc="http://schemas.openxmlformats.org/markup-compatibility/2006" xmlns:a14="http://schemas.microsoft.com/office/drawing/2010/main" xmlns:w14="http://schemas.microsoft.com/office/word/2010/wordml" xmlns:wpc="http://schemas.microsoft.com/office/word/2010/wordprocessingCanvas">
+  <w:comment w:id="0" w:author="Marlene Okonkwo" w:initials="MO" w:date="2026-09-14T17:38:33Z">
+    <w:p>
+      <w:pPr>
+        <w:pStyle w:val="CommentText"/>
+      </w:pPr>
+      <w:r>
+        <w:rPr>
+          <w:rStyle w:val="CommentReference"/>
+        </w:rPr>
+        <w:annotationRef/>
+      </w:r>
+      <w:r>
+        <w:t>Confirm against the Fall 2025 Sign run schedule and AVL/GPS before this goes into the final report. Do not repeat the off-book characterization unless independently confirmed.</w:t>
+      </w:r>
+    </w:p>
+  </w:comment>
+  <w:comment w:id="1" w:author="Marlene Okonkwo" w:initials="MO" w:date="2026-09-14T17:38:33Z">
+    <w:p>
+      <w:pPr>
+        <w:pStyle w:val="CommentText"/>
+      </w:pPr>
+      <w:r>
+        <w:rPr>
+          <w:rStyle w:val="CommentReference"/>
+        </w:rPr>
+        <w:annotationRef/>
+      </w:r>
+      <w:r>
+        <w:t>Pull APC/farebox for Trip 06 before finalizing headcount.</w:t>
+      </w:r>
+    </w:p>
+  </w:comment>
+</w:comments>
 </file>
 
 <file path=word/footer1.xml><?xml version="1.0" encoding="utf-8"?>

--- a/filesystem/ACTD/Safety/IR_2025-1018_draft.docx
+++ b/filesystem/ACTD/Safety/IR_2025-1018_draft.docx
@@ -690,6 +690,7 @@
         </w:rPr>
         <w:t xml:space="preserve">Passengers aboard: </w:t>
       </w:r>
+      <w:commentRangeStart w:id="0"/>
       <w:r>
         <w:rPr>
           <w:rFonts w:ascii="Helvetica" w:hAnsi="Helvetica" w:cs="Helvetica" w:eastAsia="Helvetica"/>
@@ -698,6 +699,13 @@
           <w:sz w:val="27"/>
         </w:rPr>
         <w:t>approximately four</w:t>
+      </w:r>
+      <w:commentRangeEnd w:id="0"/>
+      <w:r>
+        <w:rPr>
+          <w:rStyle w:val="CommentReference"/>
+        </w:rPr>
+        <w:commentReference w:id="0"/>
       </w:r>
       <w:r>
         <w:rPr>
@@ -1288,6 +1296,18 @@
 </w:document>
 </file>
 
+<file path=word/comments.xml><?xml version="1.0" encoding="utf-8"?>
+<w:comments xmlns:w="http://schemas.openxmlformats.org/wordprocessingml/2006/main">
+  <w:comment w:id="0" w:author="W. Tran" w:date="2025-10-18T02:21:00Z" w:initials="WT">
+    <w:p>
+      <w:r>
+        <w:t>Confirm against APC/farebox pull before this goes anywhere -- don't want this to be the number that sticks.</w:t>
+      </w:r>
+    </w:p>
+  </w:comment>
+</w:comments>
+</file>
+
 <file path=word/footer1.xml><?xml version="1.0" encoding="utf-8"?>
 <w:ftr xmlns:m="http://schemas.openxmlformats.org/officeDocument/2006/math" xmlns:mc="http://schemas.openxmlformats.org/markup-compatibility/2006" xmlns:mo="http://schemas.microsoft.com/office/mac/office/2008/main" xmlns:mv="urn:schemas-microsoft-com:mac:vml" xmlns:o="urn:schemas-microsoft-com:office:office" xmlns:r="http://schemas.openxmlformats.org/officeDocument/2006/relationships" xmlns:v="urn:schemas-microsoft-com:vml" xmlns:w10="urn:schemas-microsoft-com:office:word" xmlns:w14="http://schemas.microsoft.com/office/word/2010/wordml" xmlns:w="http://schemas.openxmlformats.org/wordprocessingml/2006/main" xmlns:wne="http://schemas.microsoft.com/office/word/2006/wordml" xmlns:wp14="http://schemas.microsoft.com/office/word/2010/wordprocessingDrawing" xmlns:wp="http://schemas.openxmlformats.org/drawingml/2006/wordprocessingDrawing" xmlns:wpc="http://schemas.microsoft.com/office/word/2010/wordprocessingCanvas" xmlns:wpg="http://schemas.microsoft.com/office/word/2010/wordprocessingGroup" xmlns:wpi="http://schemas.microsoft.com/office/word/2010/wordprocessingInk" xmlns:wps="http://schemas.microsoft.com/office/word/2010/wordprocessingShape" mc:Ignorable="w14 wp14">
   <w:p>
@@ -13379,6 +13399,17 @@
         <w:shd w:val="clear" w:color="auto" w:fill="FBCAA2" w:themeFill="accent6" w:themeFillTint="7F"/>
       </w:tcPr>
     </w:tblStylePr>
+  </w:style>
+  <w:style w:type="character" w:styleId="CommentReference">
+    <w:name w:val="annotation reference"/>
+    <w:basedOn w:val="DefaultParagraphFont"/>
+    <w:uiPriority w:val="99"/>
+    <w:semiHidden/>
+    <w:unhideWhenUsed/>
+    <w:rPr>
+      <w:sz w:val="16"/>
+      <w:szCs w:val="16"/>
+    </w:rPr>
   </w:style>
 </w:styles>
 </file>

--- a/filesystem/ACTD/Safety/IR_2025-1018_draft.docx
+++ b/filesystem/ACTD/Safety/IR_2025-1018_draft.docx
@@ -670,7 +670,7 @@
           <w:b/>
           <w:sz w:val="22"/>
         </w:rPr>
-        <w:t>2. Preliminary Data — placeholder fields</w:t>
+        <w:t>2. Preliminary Data</w:t>
       </w:r>
     </w:p>
     <w:p>
